--- a/docs/Recess_09-ApplicationServicesAndAPIContracts_v1.7.0-beta.2.docx
+++ b/docs/Recess_09-ApplicationServicesAndAPIContracts_v1.7.0-beta.2.docx
@@ -134,7 +134,7 @@
           </w:tcPr>
           <w:p>
             <w:r>
-              <w:t>2026-07-22</w:t>
+              <w:t>2026-07-23</w:t>
             </w:r>
           </w:p>
         </w:tc>
@@ -1425,6 +1425,54 @@
         <w:t>A system-aware dark theme extends the existing Material 3 color system; navigation, layout, content, focus order, semantic labels, and touch-target behavior are preserved.</w:t>
       </w:r>
     </w:p>
+    <w:p>
+      <w:pPr>
+        <w:pStyle w:val="Heading1"/>
+      </w:pPr>
+      <w:r>
+        <w:t>Release-candidate stabilization service audit</w:t>
+      </w:r>
+    </w:p>
+    <w:p>
+      <w:pPr>
+        <w:pStyle w:val="ListBullet"/>
+      </w:pPr>
+      <w:r>
+        <w:t>Resume-time timezone lookup preserves the last successfully resolved timezone after a transient platform lookup failure; UTC is used only when no timezone has yet been resolved.</w:t>
+      </w:r>
+    </w:p>
+    <w:p>
+      <w:pPr>
+        <w:pStyle w:val="ListBullet"/>
+      </w:pPr>
+      <w:r>
+        <w:t>Resume reconciliation contains transient asynchronous failures so startup or a later resume can retry. Bell cadence, identity, exact-alarm mode, payloads, and actions are unchanged.</w:t>
+      </w:r>
+    </w:p>
+    <w:p>
+      <w:pPr>
+        <w:pStyle w:val="ListBullet"/>
+      </w:pPr>
+      <w:r>
+        <w:t>The removed repeatsDaily branch was dead: every Bell is a one-shot notification. The unused direct cupertino_icons dependency was removed without replacement.</w:t>
+      </w:r>
+    </w:p>
+    <w:p>
+      <w:pPr>
+        <w:pStyle w:val="ListBullet"/>
+      </w:pPr>
+      <w:r>
+        <w:t>RecessSessionService filters scheduled cadence and deferred Bells through the persisted Quiet Hours range. Bells inside same-day or overnight ranges are skipped rather than delayed, preserving cadence. Settings changes, resume, schedule edits, and reconciliation rebuild pending notifications with the same rule. Manual Bells remain an explicit user action.</w:t>
+      </w:r>
+    </w:p>
+    <w:p>
+      <w:pPr>
+        <w:pStyle w:val="ListBullet"/>
+      </w:pPr>
+      <w:r>
+        <w:t>Missed state remains unavailable because the Fact Engine has no explicit missed or expired lifecycle fact; ignored notifications are not inferred as misses.</w:t>
+      </w:r>
+    </w:p>
     <w:sectPr>
       <w:pgSz w:w="12240" w:h="15840"/>
       <w:pgMar w:top="1008" w:right="1152" w:bottom="1008" w:left="1152" w:header="720" w:footer="720" w:gutter="0"/>
